--- a/docs/CSIS2430_Project2Plan.docx
+++ b/docs/CSIS2430_Project2Plan.docx
@@ -1306,19 +1306,21 @@
               <w:rPr>
                 <w:rtl w:val="0"/>
               </w:rPr>
-            </w:r>
-          </w:p>
-        </w:tc>
-        <w:tc>
-          <w:tcPr/>
-          <w:p>
-            <w:pPr>
-              <w:rPr/>
-            </w:pPr>
-            <w:r>
-              <w:rPr>
-                <w:rtl w:val="0"/>
-              </w:rPr>
+              <w:t xml:space="preserve">03/22/2026</w:t>
+            </w:r>
+          </w:p>
+        </w:tc>
+        <w:tc>
+          <w:tcPr/>
+          <w:p>
+            <w:pPr>
+              <w:rPr/>
+            </w:pPr>
+            <w:r>
+              <w:rPr>
+                <w:rtl w:val="0"/>
+              </w:rPr>
+              <w:t xml:space="preserve">Team</w:t>
             </w:r>
           </w:p>
         </w:tc>
@@ -1346,20 +1348,26 @@
               <w:rPr>
                 <w:rtl w:val="0"/>
               </w:rPr>
-              <w:t xml:space="preserve">IP</w:t>
-            </w:r>
-          </w:p>
-        </w:tc>
-        <w:tc>
-          <w:tcPr/>
-          <w:p>
-            <w:pPr>
-              <w:rPr/>
-            </w:pPr>
-            <w:r>
-              <w:rPr>
-                <w:rtl w:val="0"/>
-              </w:rPr>
+              <w:t xml:space="preserve">D</w:t>
+            </w:r>
+          </w:p>
+        </w:tc>
+        <w:tc>
+          <w:tcPr/>
+          <w:p>
+            <w:pPr>
+              <w:rPr>
+                <w:sz w:val="16"/>
+                <w:szCs w:val="16"/>
+              </w:rPr>
+            </w:pPr>
+            <w:r>
+              <w:rPr>
+                <w:sz w:val="16"/>
+                <w:szCs w:val="16"/>
+                <w:rtl w:val="0"/>
+              </w:rPr>
+              <w:t xml:space="preserve">https://github.com/Ethanscharlie/Programming-Project-2-Algorithm-Performance_PLO-CS-3/tree/main</w:t>
             </w:r>
           </w:p>
         </w:tc>
@@ -1393,6 +1401,7 @@
               <w:rPr>
                 <w:rtl w:val="0"/>
               </w:rPr>
+              <w:t xml:space="preserve">03/22/2026</w:t>
             </w:r>
           </w:p>
         </w:tc>
@@ -1434,20 +1443,21 @@
               <w:rPr>
                 <w:rtl w:val="0"/>
               </w:rPr>
-              <w:t xml:space="preserve">IP</w:t>
-            </w:r>
-          </w:p>
-        </w:tc>
-        <w:tc>
-          <w:tcPr/>
-          <w:p>
-            <w:pPr>
-              <w:rPr/>
-            </w:pPr>
-            <w:r>
-              <w:rPr>
-                <w:rtl w:val="0"/>
-              </w:rPr>
+              <w:t xml:space="preserve">D</w:t>
+            </w:r>
+          </w:p>
+        </w:tc>
+        <w:tc>
+          <w:tcPr/>
+          <w:p>
+            <w:pPr>
+              <w:rPr/>
+            </w:pPr>
+            <w:r>
+              <w:rPr>
+                <w:rtl w:val="0"/>
+              </w:rPr>
+              <w:t xml:space="preserve">https://github.com/Ethanscharlie/Programming-Project-2-Algorithm-Performance_PLO-CS-3/blob/main/algorithms.py</w:t>
             </w:r>
           </w:p>
         </w:tc>
@@ -1481,6 +1491,7 @@
               <w:rPr>
                 <w:rtl w:val="0"/>
               </w:rPr>
+              <w:t xml:space="preserve">03/22/2026</w:t>
             </w:r>
           </w:p>
         </w:tc>
@@ -1522,20 +1533,21 @@
               <w:rPr>
                 <w:rtl w:val="0"/>
               </w:rPr>
-              <w:t xml:space="preserve">IP</w:t>
-            </w:r>
-          </w:p>
-        </w:tc>
-        <w:tc>
-          <w:tcPr/>
-          <w:p>
-            <w:pPr>
-              <w:rPr/>
-            </w:pPr>
-            <w:r>
-              <w:rPr>
-                <w:rtl w:val="0"/>
-              </w:rPr>
+              <w:t xml:space="preserve">D</w:t>
+            </w:r>
+          </w:p>
+        </w:tc>
+        <w:tc>
+          <w:tcPr/>
+          <w:p>
+            <w:pPr>
+              <w:rPr/>
+            </w:pPr>
+            <w:r>
+              <w:rPr>
+                <w:rtl w:val="0"/>
+              </w:rPr>
+              <w:t xml:space="preserve">https://github.com/Ethanscharlie/Programming-Project-2-Algorithm-Performance_PLO-CS-3/blob/main/algorithmsTests.py</w:t>
             </w:r>
           </w:p>
         </w:tc>
@@ -1569,19 +1581,21 @@
               <w:rPr>
                 <w:rtl w:val="0"/>
               </w:rPr>
-            </w:r>
-          </w:p>
-        </w:tc>
-        <w:tc>
-          <w:tcPr/>
-          <w:p>
-            <w:pPr>
-              <w:rPr/>
-            </w:pPr>
-            <w:r>
-              <w:rPr>
-                <w:rtl w:val="0"/>
-              </w:rPr>
+              <w:t xml:space="preserve">03/22/2026</w:t>
+            </w:r>
+          </w:p>
+        </w:tc>
+        <w:tc>
+          <w:tcPr/>
+          <w:p>
+            <w:pPr>
+              <w:rPr/>
+            </w:pPr>
+            <w:r>
+              <w:rPr>
+                <w:rtl w:val="0"/>
+              </w:rPr>
+              <w:t xml:space="preserve">Team</w:t>
             </w:r>
           </w:p>
         </w:tc>
@@ -1609,20 +1623,21 @@
               <w:rPr>
                 <w:rtl w:val="0"/>
               </w:rPr>
-              <w:t xml:space="preserve">NS</w:t>
-            </w:r>
-          </w:p>
-        </w:tc>
-        <w:tc>
-          <w:tcPr/>
-          <w:p>
-            <w:pPr>
-              <w:rPr/>
-            </w:pPr>
-            <w:r>
-              <w:rPr>
-                <w:rtl w:val="0"/>
-              </w:rPr>
+              <w:t xml:space="preserve">D</w:t>
+            </w:r>
+          </w:p>
+        </w:tc>
+        <w:tc>
+          <w:tcPr/>
+          <w:p>
+            <w:pPr>
+              <w:rPr/>
+            </w:pPr>
+            <w:r>
+              <w:rPr>
+                <w:rtl w:val="0"/>
+              </w:rPr>
+              <w:t xml:space="preserve">See submission</w:t>
             </w:r>
           </w:p>
         </w:tc>
@@ -1656,19 +1671,21 @@
               <w:rPr>
                 <w:rtl w:val="0"/>
               </w:rPr>
-            </w:r>
-          </w:p>
-        </w:tc>
-        <w:tc>
-          <w:tcPr/>
-          <w:p>
-            <w:pPr>
-              <w:rPr/>
-            </w:pPr>
-            <w:r>
-              <w:rPr>
-                <w:rtl w:val="0"/>
-              </w:rPr>
+              <w:t xml:space="preserve">03/22/2026</w:t>
+            </w:r>
+          </w:p>
+        </w:tc>
+        <w:tc>
+          <w:tcPr/>
+          <w:p>
+            <w:pPr>
+              <w:rPr/>
+            </w:pPr>
+            <w:r>
+              <w:rPr>
+                <w:rtl w:val="0"/>
+              </w:rPr>
+              <w:t xml:space="preserve">Team</w:t>
             </w:r>
           </w:p>
         </w:tc>
@@ -1696,20 +1713,21 @@
               <w:rPr>
                 <w:rtl w:val="0"/>
               </w:rPr>
-              <w:t xml:space="preserve">NS</w:t>
-            </w:r>
-          </w:p>
-        </w:tc>
-        <w:tc>
-          <w:tcPr/>
-          <w:p>
-            <w:pPr>
-              <w:rPr/>
-            </w:pPr>
-            <w:r>
-              <w:rPr>
-                <w:rtl w:val="0"/>
-              </w:rPr>
+              <w:t xml:space="preserve">D</w:t>
+            </w:r>
+          </w:p>
+        </w:tc>
+        <w:tc>
+          <w:tcPr/>
+          <w:p>
+            <w:pPr>
+              <w:rPr/>
+            </w:pPr>
+            <w:r>
+              <w:rPr>
+                <w:rtl w:val="0"/>
+              </w:rPr>
+              <w:t xml:space="preserve">See submission</w:t>
             </w:r>
           </w:p>
         </w:tc>
@@ -1925,34 +1943,35 @@
               <w:rPr>
                 <w:rtl w:val="0"/>
               </w:rPr>
-              <w:t xml:space="preserve">Ethan &amp; Christopher</w:t>
-            </w:r>
-          </w:p>
-        </w:tc>
-        <w:tc>
-          <w:tcPr/>
-          <w:p>
-            <w:pPr>
-              <w:rPr/>
-            </w:pPr>
-            <w:r>
-              <w:rPr>
-                <w:rtl w:val="0"/>
-              </w:rPr>
-            </w:r>
-          </w:p>
-        </w:tc>
-        <w:tc>
-          <w:tcPr/>
-          <w:p>
-            <w:pPr>
-              <w:rPr/>
-            </w:pPr>
-            <w:r>
-              <w:rPr>
-                <w:rtl w:val="0"/>
-              </w:rPr>
-              <w:t xml:space="preserve">IP</w:t>
+              <w:t xml:space="preserve">Ethan, Christopher, &amp; Christian</w:t>
+            </w:r>
+          </w:p>
+        </w:tc>
+        <w:tc>
+          <w:tcPr/>
+          <w:p>
+            <w:pPr>
+              <w:rPr/>
+            </w:pPr>
+            <w:r>
+              <w:rPr>
+                <w:rtl w:val="0"/>
+              </w:rPr>
+              <w:t xml:space="preserve">3/22/2026</w:t>
+            </w:r>
+          </w:p>
+        </w:tc>
+        <w:tc>
+          <w:tcPr/>
+          <w:p>
+            <w:pPr>
+              <w:rPr/>
+            </w:pPr>
+            <w:r>
+              <w:rPr>
+                <w:rtl w:val="0"/>
+              </w:rPr>
+              <w:t xml:space="preserve">D</w:t>
             </w:r>
           </w:p>
         </w:tc>
@@ -1967,8 +1986,32 @@
             </w:pPr>
             <w:r>
               <w:rPr>
-                <w:rtl w:val="0"/>
-              </w:rPr>
+                <w:sz w:val="16"/>
+                <w:szCs w:val="16"/>
+                <w:rtl w:val="0"/>
+              </w:rPr>
+              <w:t xml:space="preserve">https://github.com/Ethanscharlie/Programming-Project-2-Algorithm-Performance_PLO-CS-3/tree/main</w:t>
+            </w:r>
+            <w:r>
+              <w:rPr>
+                <w:rtl w:val="0"/>
+              </w:rPr>
+            </w:r>
+          </w:p>
+          <w:p>
+            <w:pPr>
+              <w:rPr>
+                <w:sz w:val="16"/>
+                <w:szCs w:val="16"/>
+              </w:rPr>
+            </w:pPr>
+            <w:r>
+              <w:rPr>
+                <w:sz w:val="16"/>
+                <w:szCs w:val="16"/>
+                <w:rtl w:val="0"/>
+              </w:rPr>
+              <w:t xml:space="preserve">https://github.com/Ethanscharlie/Programming-Project-2-Algorithm-Performance_PLO-CS-3/blob/main/README.md</w:t>
             </w:r>
           </w:p>
         </w:tc>
@@ -2095,7 +2138,6 @@
               <w:rPr>
                 <w:rtl w:val="0"/>
               </w:rPr>
-              <w:t xml:space="preserve">Only the core structure is complete. Will be updated.</w:t>
             </w:r>
           </w:p>
         </w:tc>
@@ -2209,7 +2251,6 @@
               <w:rPr>
                 <w:rtl w:val="0"/>
               </w:rPr>
-              <w:t xml:space="preserve">Only the core structure is complete. Will be updated.</w:t>
             </w:r>
           </w:p>
         </w:tc>
@@ -2271,20 +2312,21 @@
               <w:rPr>
                 <w:rtl w:val="0"/>
               </w:rPr>
-            </w:r>
-          </w:p>
-        </w:tc>
-        <w:tc>
-          <w:tcPr/>
-          <w:p>
-            <w:pPr>
-              <w:rPr/>
-            </w:pPr>
-            <w:r>
-              <w:rPr>
-                <w:rtl w:val="0"/>
-              </w:rPr>
-              <w:t xml:space="preserve">IP</w:t>
+              <w:t xml:space="preserve">3/22/2026</w:t>
+            </w:r>
+          </w:p>
+        </w:tc>
+        <w:tc>
+          <w:tcPr/>
+          <w:p>
+            <w:pPr>
+              <w:rPr/>
+            </w:pPr>
+            <w:r>
+              <w:rPr>
+                <w:rtl w:val="0"/>
+              </w:rPr>
+              <w:t xml:space="preserve">D</w:t>
             </w:r>
           </w:p>
         </w:tc>
@@ -2299,8 +2341,11 @@
             </w:pPr>
             <w:r>
               <w:rPr>
-                <w:rtl w:val="0"/>
-              </w:rPr>
+                <w:sz w:val="16"/>
+                <w:szCs w:val="16"/>
+                <w:rtl w:val="0"/>
+              </w:rPr>
+              <w:t xml:space="preserve">https://github.com/Ethanscharlie/Programming-Project-2-Algorithm-Performance_PLO-CS-3/blob/main/algorithms.py</w:t>
             </w:r>
           </w:p>
         </w:tc>
@@ -2375,20 +2420,21 @@
               <w:rPr>
                 <w:rtl w:val="0"/>
               </w:rPr>
-            </w:r>
-          </w:p>
-        </w:tc>
-        <w:tc>
-          <w:tcPr/>
-          <w:p>
-            <w:pPr>
-              <w:rPr/>
-            </w:pPr>
-            <w:r>
-              <w:rPr>
-                <w:rtl w:val="0"/>
-              </w:rPr>
-              <w:t xml:space="preserve">IP</w:t>
+              <w:t xml:space="preserve">3/22/2026</w:t>
+            </w:r>
+          </w:p>
+        </w:tc>
+        <w:tc>
+          <w:tcPr/>
+          <w:p>
+            <w:pPr>
+              <w:rPr/>
+            </w:pPr>
+            <w:r>
+              <w:rPr>
+                <w:rtl w:val="0"/>
+              </w:rPr>
+              <w:t xml:space="preserve">D</w:t>
             </w:r>
           </w:p>
         </w:tc>
@@ -2403,8 +2449,11 @@
             </w:pPr>
             <w:r>
               <w:rPr>
-                <w:rtl w:val="0"/>
-              </w:rPr>
+                <w:sz w:val="16"/>
+                <w:szCs w:val="16"/>
+                <w:rtl w:val="0"/>
+              </w:rPr>
+              <w:t xml:space="preserve">https://github.com/Ethanscharlie/Programming-Project-2-Algorithm-Performance_PLO-CS-3/blob/main/algorithmsTests.py</w:t>
             </w:r>
           </w:p>
         </w:tc>
@@ -2479,20 +2528,21 @@
               <w:rPr>
                 <w:rtl w:val="0"/>
               </w:rPr>
-            </w:r>
-          </w:p>
-        </w:tc>
-        <w:tc>
-          <w:tcPr/>
-          <w:p>
-            <w:pPr>
-              <w:rPr/>
-            </w:pPr>
-            <w:r>
-              <w:rPr>
-                <w:rtl w:val="0"/>
-              </w:rPr>
-              <w:t xml:space="preserve">NS</w:t>
+              <w:t xml:space="preserve">3/22/2026</w:t>
+            </w:r>
+          </w:p>
+        </w:tc>
+        <w:tc>
+          <w:tcPr/>
+          <w:p>
+            <w:pPr>
+              <w:rPr/>
+            </w:pPr>
+            <w:r>
+              <w:rPr>
+                <w:rtl w:val="0"/>
+              </w:rPr>
+              <w:t xml:space="preserve">D</w:t>
             </w:r>
           </w:p>
         </w:tc>
@@ -2507,8 +2557,11 @@
             </w:pPr>
             <w:r>
               <w:rPr>
-                <w:rtl w:val="0"/>
-              </w:rPr>
+                <w:sz w:val="16"/>
+                <w:szCs w:val="16"/>
+                <w:rtl w:val="0"/>
+              </w:rPr>
+              <w:t xml:space="preserve">https://github.com/Ethanscharlie/Programming-Project-2-Algorithm-Performance_PLO-CS-3/blob/main/algorithmsTests.py</w:t>
             </w:r>
           </w:p>
         </w:tc>
@@ -2569,33 +2622,35 @@
               <w:rPr>
                 <w:rtl w:val="0"/>
               </w:rPr>
-            </w:r>
-          </w:p>
-        </w:tc>
-        <w:tc>
-          <w:tcPr/>
-          <w:p>
-            <w:pPr>
-              <w:rPr/>
-            </w:pPr>
-            <w:r>
-              <w:rPr>
-                <w:rtl w:val="0"/>
-              </w:rPr>
-            </w:r>
-          </w:p>
-        </w:tc>
-        <w:tc>
-          <w:tcPr/>
-          <w:p>
-            <w:pPr>
-              <w:rPr/>
-            </w:pPr>
-            <w:r>
-              <w:rPr>
-                <w:rtl w:val="0"/>
-              </w:rPr>
-              <w:t xml:space="preserve">NS</w:t>
+              <w:t xml:space="preserve">Theodore</w:t>
+            </w:r>
+          </w:p>
+        </w:tc>
+        <w:tc>
+          <w:tcPr/>
+          <w:p>
+            <w:pPr>
+              <w:rPr/>
+            </w:pPr>
+            <w:r>
+              <w:rPr>
+                <w:rtl w:val="0"/>
+              </w:rPr>
+              <w:t xml:space="preserve">03/22/2026</w:t>
+            </w:r>
+          </w:p>
+        </w:tc>
+        <w:tc>
+          <w:tcPr/>
+          <w:p>
+            <w:pPr>
+              <w:rPr/>
+            </w:pPr>
+            <w:r>
+              <w:rPr>
+                <w:rtl w:val="0"/>
+              </w:rPr>
+              <w:t xml:space="preserve">D</w:t>
             </w:r>
           </w:p>
         </w:tc>
@@ -2610,8 +2665,11 @@
             </w:pPr>
             <w:r>
               <w:rPr>
-                <w:rtl w:val="0"/>
-              </w:rPr>
+                <w:sz w:val="16"/>
+                <w:szCs w:val="16"/>
+                <w:rtl w:val="0"/>
+              </w:rPr>
+              <w:t xml:space="preserve">https://github.com/Ethanscharlie/Programming-Project-2-Algorithm-Performance_PLO-CS-3/commits/06f0a8c96f8c482c170c2e87343950af352f3bde</w:t>
             </w:r>
           </w:p>
         </w:tc>
@@ -2700,7 +2758,7 @@
               <w:rPr>
                 <w:rtl w:val="0"/>
               </w:rPr>
-              <w:t xml:space="preserve">NS</w:t>
+              <w:t xml:space="preserve">D</w:t>
             </w:r>
           </w:p>
         </w:tc>
@@ -2713,6 +2771,12 @@
                 <w:szCs w:val="16"/>
               </w:rPr>
             </w:pPr>
+            <w:r>
+              <w:rPr>
+                <w:rtl w:val="0"/>
+              </w:rPr>
+              <w:t xml:space="preserve">See submissions</w:t>
+            </w:r>
             <w:r>
               <w:rPr>
                 <w:rtl w:val="0"/>
@@ -2777,33 +2841,35 @@
               <w:rPr>
                 <w:rtl w:val="0"/>
               </w:rPr>
-            </w:r>
-          </w:p>
-        </w:tc>
-        <w:tc>
-          <w:tcPr/>
-          <w:p>
-            <w:pPr>
-              <w:rPr/>
-            </w:pPr>
-            <w:r>
-              <w:rPr>
-                <w:rtl w:val="0"/>
-              </w:rPr>
-            </w:r>
-          </w:p>
-        </w:tc>
-        <w:tc>
-          <w:tcPr/>
-          <w:p>
-            <w:pPr>
-              <w:rPr/>
-            </w:pPr>
-            <w:r>
-              <w:rPr>
-                <w:rtl w:val="0"/>
-              </w:rPr>
-              <w:t xml:space="preserve">NS</w:t>
+              <w:t xml:space="preserve">Christopher</w:t>
+            </w:r>
+          </w:p>
+        </w:tc>
+        <w:tc>
+          <w:tcPr/>
+          <w:p>
+            <w:pPr>
+              <w:rPr/>
+            </w:pPr>
+            <w:r>
+              <w:rPr>
+                <w:rtl w:val="0"/>
+              </w:rPr>
+              <w:t xml:space="preserve">3/22/2026</w:t>
+            </w:r>
+          </w:p>
+        </w:tc>
+        <w:tc>
+          <w:tcPr/>
+          <w:p>
+            <w:pPr>
+              <w:rPr/>
+            </w:pPr>
+            <w:r>
+              <w:rPr>
+                <w:rtl w:val="0"/>
+              </w:rPr>
+              <w:t xml:space="preserve">D</w:t>
             </w:r>
           </w:p>
         </w:tc>
@@ -2816,6 +2882,12 @@
                 <w:szCs w:val="16"/>
               </w:rPr>
             </w:pPr>
+            <w:r>
+              <w:rPr>
+                <w:rtl w:val="0"/>
+              </w:rPr>
+              <w:t xml:space="preserve">See submission</w:t>
+            </w:r>
             <w:r>
               <w:rPr>
                 <w:rtl w:val="0"/>
@@ -2880,6 +2952,7 @@
               <w:rPr>
                 <w:rtl w:val="0"/>
               </w:rPr>
+              <w:t xml:space="preserve">Team</w:t>
             </w:r>
           </w:p>
         </w:tc>
@@ -2907,7 +2980,7 @@
               <w:rPr>
                 <w:rtl w:val="0"/>
               </w:rPr>
-              <w:t xml:space="preserve">NS</w:t>
+              <w:t xml:space="preserve">D</w:t>
             </w:r>
           </w:p>
         </w:tc>
@@ -2920,6 +2993,12 @@
                 <w:szCs w:val="16"/>
               </w:rPr>
             </w:pPr>
+            <w:r>
+              <w:rPr>
+                <w:rtl w:val="0"/>
+              </w:rPr>
+              <w:t xml:space="preserve">See submission</w:t>
+            </w:r>
             <w:r>
               <w:rPr>
                 <w:rtl w:val="0"/>
@@ -4369,45 +4448,53 @@
               <w:rPr>
                 <w:rtl w:val="0"/>
               </w:rPr>
-            </w:r>
-          </w:p>
-        </w:tc>
-        <w:tc>
-          <w:tcPr/>
-          <w:p>
-            <w:pPr>
-              <w:rPr/>
-            </w:pPr>
-            <w:r>
-              <w:rPr>
-                <w:rtl w:val="0"/>
-              </w:rPr>
-            </w:r>
-          </w:p>
-        </w:tc>
-        <w:tc>
-          <w:tcPr/>
-          <w:p>
-            <w:pPr>
-              <w:rPr/>
-            </w:pPr>
-            <w:r>
-              <w:rPr>
-                <w:rtl w:val="0"/>
-              </w:rPr>
-            </w:r>
-          </w:p>
-        </w:tc>
-        <w:tc>
-          <w:tcPr/>
-          <w:p>
-            <w:pPr>
-              <w:rPr/>
-            </w:pPr>
-            <w:r>
-              <w:rPr>
-                <w:rtl w:val="0"/>
-              </w:rPr>
+              <w:t xml:space="preserve">3/19/2026</w:t>
+            </w:r>
+          </w:p>
+        </w:tc>
+        <w:tc>
+          <w:tcPr/>
+          <w:p>
+            <w:pPr>
+              <w:rPr/>
+            </w:pPr>
+            <w:r>
+              <w:rPr>
+                <w:rtl w:val="0"/>
+              </w:rPr>
+              <w:t xml:space="preserve">Shaker Sort Implemented</w:t>
+            </w:r>
+          </w:p>
+        </w:tc>
+        <w:tc>
+          <w:tcPr/>
+          <w:p>
+            <w:pPr>
+              <w:rPr/>
+            </w:pPr>
+            <w:r>
+              <w:rPr>
+                <w:rtl w:val="0"/>
+              </w:rPr>
+            </w:r>
+          </w:p>
+        </w:tc>
+        <w:tc>
+          <w:tcPr/>
+          <w:p>
+            <w:pPr>
+              <w:rPr>
+                <w:sz w:val="16"/>
+                <w:szCs w:val="16"/>
+              </w:rPr>
+            </w:pPr>
+            <w:r>
+              <w:rPr>
+                <w:sz w:val="16"/>
+                <w:szCs w:val="16"/>
+                <w:rtl w:val="0"/>
+              </w:rPr>
+              <w:t xml:space="preserve">https://github.com/Ethanscharlie/Programming-Project-2-Algorithm-Performance_PLO-CS-3/commit/75c9c240f371806504cbfb8249dcb8609bd03cf7</w:t>
             </w:r>
           </w:p>
         </w:tc>
@@ -4427,45 +4514,53 @@
               <w:rPr>
                 <w:rtl w:val="0"/>
               </w:rPr>
-            </w:r>
-          </w:p>
-        </w:tc>
-        <w:tc>
-          <w:tcPr/>
-          <w:p>
-            <w:pPr>
-              <w:rPr/>
-            </w:pPr>
-            <w:r>
-              <w:rPr>
-                <w:rtl w:val="0"/>
-              </w:rPr>
-            </w:r>
-          </w:p>
-        </w:tc>
-        <w:tc>
-          <w:tcPr/>
-          <w:p>
-            <w:pPr>
-              <w:rPr/>
-            </w:pPr>
-            <w:r>
-              <w:rPr>
-                <w:rtl w:val="0"/>
-              </w:rPr>
-            </w:r>
-          </w:p>
-        </w:tc>
-        <w:tc>
-          <w:tcPr/>
-          <w:p>
-            <w:pPr>
-              <w:rPr/>
-            </w:pPr>
-            <w:r>
-              <w:rPr>
-                <w:rtl w:val="0"/>
-              </w:rPr>
+              <w:t xml:space="preserve">3/20/2026</w:t>
+            </w:r>
+          </w:p>
+        </w:tc>
+        <w:tc>
+          <w:tcPr/>
+          <w:p>
+            <w:pPr>
+              <w:rPr/>
+            </w:pPr>
+            <w:r>
+              <w:rPr>
+                <w:rtl w:val="0"/>
+              </w:rPr>
+              <w:t xml:space="preserve">Updated Shaker Sort</w:t>
+            </w:r>
+          </w:p>
+        </w:tc>
+        <w:tc>
+          <w:tcPr/>
+          <w:p>
+            <w:pPr>
+              <w:rPr/>
+            </w:pPr>
+            <w:r>
+              <w:rPr>
+                <w:rtl w:val="0"/>
+              </w:rPr>
+            </w:r>
+          </w:p>
+        </w:tc>
+        <w:tc>
+          <w:tcPr/>
+          <w:p>
+            <w:pPr>
+              <w:rPr>
+                <w:sz w:val="16"/>
+                <w:szCs w:val="16"/>
+              </w:rPr>
+            </w:pPr>
+            <w:r>
+              <w:rPr>
+                <w:sz w:val="16"/>
+                <w:szCs w:val="16"/>
+                <w:rtl w:val="0"/>
+              </w:rPr>
+              <w:t xml:space="preserve">https://github.com/Ethanscharlie/Programming-Project-2-Algorithm-Performance_PLO-CS-3/commit/dae6ff7838b35e3dcd96d7250102fa68ce799dac</w:t>
             </w:r>
           </w:p>
         </w:tc>
@@ -4485,45 +4580,53 @@
               <w:rPr>
                 <w:rtl w:val="0"/>
               </w:rPr>
-            </w:r>
-          </w:p>
-        </w:tc>
-        <w:tc>
-          <w:tcPr/>
-          <w:p>
-            <w:pPr>
-              <w:rPr/>
-            </w:pPr>
-            <w:r>
-              <w:rPr>
-                <w:rtl w:val="0"/>
-              </w:rPr>
-            </w:r>
-          </w:p>
-        </w:tc>
-        <w:tc>
-          <w:tcPr/>
-          <w:p>
-            <w:pPr>
-              <w:rPr/>
-            </w:pPr>
-            <w:r>
-              <w:rPr>
-                <w:rtl w:val="0"/>
-              </w:rPr>
-            </w:r>
-          </w:p>
-        </w:tc>
-        <w:tc>
-          <w:tcPr/>
-          <w:p>
-            <w:pPr>
-              <w:rPr/>
-            </w:pPr>
-            <w:r>
-              <w:rPr>
-                <w:rtl w:val="0"/>
-              </w:rPr>
+              <w:t xml:space="preserve">3/20/2026</w:t>
+            </w:r>
+          </w:p>
+        </w:tc>
+        <w:tc>
+          <w:tcPr/>
+          <w:p>
+            <w:pPr>
+              <w:rPr/>
+            </w:pPr>
+            <w:r>
+              <w:rPr>
+                <w:rtl w:val="0"/>
+              </w:rPr>
+              <w:t xml:space="preserve">Updated Design Notes</w:t>
+            </w:r>
+          </w:p>
+        </w:tc>
+        <w:tc>
+          <w:tcPr/>
+          <w:p>
+            <w:pPr>
+              <w:rPr/>
+            </w:pPr>
+            <w:r>
+              <w:rPr>
+                <w:rtl w:val="0"/>
+              </w:rPr>
+            </w:r>
+          </w:p>
+        </w:tc>
+        <w:tc>
+          <w:tcPr/>
+          <w:p>
+            <w:pPr>
+              <w:rPr>
+                <w:sz w:val="16"/>
+                <w:szCs w:val="16"/>
+              </w:rPr>
+            </w:pPr>
+            <w:r>
+              <w:rPr>
+                <w:sz w:val="16"/>
+                <w:szCs w:val="16"/>
+                <w:rtl w:val="0"/>
+              </w:rPr>
+              <w:t xml:space="preserve">https://github.com/Ethanscharlie/Programming-Project-2-Algorithm-Performance_PLO-CS-3/commit/06f0a8c96f8c482c170c2e87343950af352f3bde</w:t>
             </w:r>
           </w:p>
         </w:tc>
@@ -4543,45 +4646,53 @@
               <w:rPr>
                 <w:rtl w:val="0"/>
               </w:rPr>
-            </w:r>
-          </w:p>
-        </w:tc>
-        <w:tc>
-          <w:tcPr/>
-          <w:p>
-            <w:pPr>
-              <w:rPr/>
-            </w:pPr>
-            <w:r>
-              <w:rPr>
-                <w:rtl w:val="0"/>
-              </w:rPr>
-            </w:r>
-          </w:p>
-        </w:tc>
-        <w:tc>
-          <w:tcPr/>
-          <w:p>
-            <w:pPr>
-              <w:rPr/>
-            </w:pPr>
-            <w:r>
-              <w:rPr>
-                <w:rtl w:val="0"/>
-              </w:rPr>
-            </w:r>
-          </w:p>
-        </w:tc>
-        <w:tc>
-          <w:tcPr/>
-          <w:p>
-            <w:pPr>
-              <w:rPr/>
-            </w:pPr>
-            <w:r>
-              <w:rPr>
-                <w:rtl w:val="0"/>
-              </w:rPr>
+              <w:t xml:space="preserve">3/21/2026</w:t>
+            </w:r>
+          </w:p>
+        </w:tc>
+        <w:tc>
+          <w:tcPr/>
+          <w:p>
+            <w:pPr>
+              <w:rPr/>
+            </w:pPr>
+            <w:r>
+              <w:rPr>
+                <w:rtl w:val="0"/>
+              </w:rPr>
+              <w:t xml:space="preserve">Updated Pseudocode</w:t>
+            </w:r>
+          </w:p>
+        </w:tc>
+        <w:tc>
+          <w:tcPr/>
+          <w:p>
+            <w:pPr>
+              <w:rPr/>
+            </w:pPr>
+            <w:r>
+              <w:rPr>
+                <w:rtl w:val="0"/>
+              </w:rPr>
+            </w:r>
+          </w:p>
+        </w:tc>
+        <w:tc>
+          <w:tcPr/>
+          <w:p>
+            <w:pPr>
+              <w:rPr>
+                <w:sz w:val="16"/>
+                <w:szCs w:val="16"/>
+              </w:rPr>
+            </w:pPr>
+            <w:r>
+              <w:rPr>
+                <w:sz w:val="16"/>
+                <w:szCs w:val="16"/>
+                <w:rtl w:val="0"/>
+              </w:rPr>
+              <w:t xml:space="preserve">https://github.com/Ethanscharlie/Programming-Project-2-Algorithm-Performance_PLO-CS-3/commit/034fde54bf2d9360272dace8db492efb8033a6f4</w:t>
             </w:r>
           </w:p>
         </w:tc>
@@ -4601,40 +4712,567 @@
               <w:rPr>
                 <w:rtl w:val="0"/>
               </w:rPr>
-            </w:r>
-          </w:p>
-        </w:tc>
-        <w:tc>
-          <w:tcPr/>
-          <w:p>
-            <w:pPr>
-              <w:rPr/>
-            </w:pPr>
-            <w:r>
-              <w:rPr>
-                <w:rtl w:val="0"/>
-              </w:rPr>
-            </w:r>
-          </w:p>
-        </w:tc>
-        <w:tc>
-          <w:tcPr/>
-          <w:p>
-            <w:pPr>
-              <w:rPr/>
-            </w:pPr>
-            <w:r>
-              <w:rPr>
-                <w:rtl w:val="0"/>
-              </w:rPr>
-            </w:r>
-          </w:p>
-        </w:tc>
-        <w:tc>
-          <w:tcPr/>
-          <w:p>
-            <w:pPr>
-              <w:rPr/>
+              <w:t xml:space="preserve">3/21/2026</w:t>
+            </w:r>
+          </w:p>
+        </w:tc>
+        <w:tc>
+          <w:tcPr/>
+          <w:p>
+            <w:pPr>
+              <w:rPr/>
+            </w:pPr>
+            <w:r>
+              <w:rPr>
+                <w:rtl w:val="0"/>
+              </w:rPr>
+              <w:t xml:space="preserve">Work on Verification code</w:t>
+            </w:r>
+          </w:p>
+        </w:tc>
+        <w:tc>
+          <w:tcPr/>
+          <w:p>
+            <w:pPr>
+              <w:rPr/>
+            </w:pPr>
+            <w:r>
+              <w:rPr>
+                <w:rtl w:val="0"/>
+              </w:rPr>
+            </w:r>
+          </w:p>
+        </w:tc>
+        <w:tc>
+          <w:tcPr/>
+          <w:p>
+            <w:pPr>
+              <w:rPr>
+                <w:sz w:val="16"/>
+                <w:szCs w:val="16"/>
+              </w:rPr>
+            </w:pPr>
+            <w:r>
+              <w:rPr>
+                <w:sz w:val="16"/>
+                <w:szCs w:val="16"/>
+                <w:rtl w:val="0"/>
+              </w:rPr>
+              <w:t xml:space="preserve">https://github.com/Ethanscharlie/Programming-Project-2-Algorithm-Performance_PLO-CS-3/commit/b2a4086723cae054e1dbe27494afe6d22e83e963</w:t>
+            </w:r>
+            <w:r>
+              <w:rPr>
+                <w:rtl w:val="0"/>
+              </w:rPr>
+            </w:r>
+          </w:p>
+          <w:p>
+            <w:pPr>
+              <w:rPr>
+                <w:sz w:val="16"/>
+                <w:szCs w:val="16"/>
+              </w:rPr>
+            </w:pPr>
+            <w:r>
+              <w:rPr>
+                <w:sz w:val="16"/>
+                <w:szCs w:val="16"/>
+                <w:rtl w:val="0"/>
+              </w:rPr>
+              <w:t xml:space="preserve">https://github.com/Ethanscharlie/Programming-Project-2-Algorithm-Performance_PLO-CS-3/commit/9412e0a24b788101ed69bd160e30b508bbdb42be</w:t>
+            </w:r>
+          </w:p>
+        </w:tc>
+      </w:tr>
+      <w:tr>
+        <w:trPr>
+          <w:cantSplit w:val="0"/>
+          <w:tblHeader w:val="0"/>
+        </w:trPr>
+        <w:tc>
+          <w:tcPr/>
+          <w:p>
+            <w:pPr>
+              <w:rPr/>
+            </w:pPr>
+            <w:r>
+              <w:rPr>
+                <w:rtl w:val="0"/>
+              </w:rPr>
+              <w:t xml:space="preserve">3/21/2026</w:t>
+            </w:r>
+          </w:p>
+        </w:tc>
+        <w:tc>
+          <w:tcPr/>
+          <w:p>
+            <w:pPr>
+              <w:rPr/>
+            </w:pPr>
+            <w:r>
+              <w:rPr>
+                <w:rtl w:val="0"/>
+              </w:rPr>
+              <w:t xml:space="preserve">Heap Sort Implementation</w:t>
+            </w:r>
+          </w:p>
+        </w:tc>
+        <w:tc>
+          <w:tcPr/>
+          <w:p>
+            <w:pPr>
+              <w:rPr/>
+            </w:pPr>
+            <w:r>
+              <w:rPr>
+                <w:rtl w:val="0"/>
+              </w:rPr>
+            </w:r>
+          </w:p>
+        </w:tc>
+        <w:tc>
+          <w:tcPr/>
+          <w:p>
+            <w:pPr>
+              <w:rPr>
+                <w:sz w:val="16"/>
+                <w:szCs w:val="16"/>
+              </w:rPr>
+            </w:pPr>
+            <w:r>
+              <w:rPr>
+                <w:sz w:val="16"/>
+                <w:szCs w:val="16"/>
+                <w:rtl w:val="0"/>
+              </w:rPr>
+              <w:t xml:space="preserve">https://github.com/Ethanscharlie/Programming-Project-2-Algorithm-Performance_PLO-CS-3/commit/c95d504f9817eae63b9d264272e49e6ddaf35ea5</w:t>
+            </w:r>
+          </w:p>
+        </w:tc>
+      </w:tr>
+      <w:tr>
+        <w:trPr>
+          <w:cantSplit w:val="0"/>
+          <w:tblHeader w:val="0"/>
+        </w:trPr>
+        <w:tc>
+          <w:tcPr/>
+          <w:p>
+            <w:pPr>
+              <w:rPr/>
+            </w:pPr>
+            <w:r>
+              <w:rPr>
+                <w:rtl w:val="0"/>
+              </w:rPr>
+              <w:t xml:space="preserve">3/22/2026</w:t>
+            </w:r>
+          </w:p>
+        </w:tc>
+        <w:tc>
+          <w:tcPr/>
+          <w:p>
+            <w:pPr>
+              <w:rPr/>
+            </w:pPr>
+            <w:r>
+              <w:rPr>
+                <w:rtl w:val="0"/>
+              </w:rPr>
+              <w:t xml:space="preserve">Quick Sort Implementation</w:t>
+            </w:r>
+          </w:p>
+        </w:tc>
+        <w:tc>
+          <w:tcPr/>
+          <w:p>
+            <w:pPr>
+              <w:rPr/>
+            </w:pPr>
+            <w:r>
+              <w:rPr>
+                <w:rtl w:val="0"/>
+              </w:rPr>
+            </w:r>
+          </w:p>
+        </w:tc>
+        <w:tc>
+          <w:tcPr/>
+          <w:p>
+            <w:pPr>
+              <w:rPr>
+                <w:sz w:val="16"/>
+                <w:szCs w:val="16"/>
+              </w:rPr>
+            </w:pPr>
+            <w:r>
+              <w:rPr>
+                <w:sz w:val="16"/>
+                <w:szCs w:val="16"/>
+                <w:rtl w:val="0"/>
+              </w:rPr>
+              <w:t xml:space="preserve">https://github.com/Ethanscharlie/Programming-Project-2-Algorithm-Performance_PLO-CS-3/commit/72393741b9c9328bf28cdaae3d8e4f6a1bbcc757</w:t>
+            </w:r>
+          </w:p>
+        </w:tc>
+      </w:tr>
+      <w:tr>
+        <w:trPr>
+          <w:cantSplit w:val="0"/>
+          <w:tblHeader w:val="0"/>
+        </w:trPr>
+        <w:tc>
+          <w:tcPr/>
+          <w:p>
+            <w:pPr>
+              <w:rPr/>
+            </w:pPr>
+            <w:r>
+              <w:rPr>
+                <w:rtl w:val="0"/>
+              </w:rPr>
+            </w:r>
+          </w:p>
+        </w:tc>
+        <w:tc>
+          <w:tcPr/>
+          <w:p>
+            <w:pPr>
+              <w:rPr/>
+            </w:pPr>
+            <w:r>
+              <w:rPr>
+                <w:rtl w:val="0"/>
+              </w:rPr>
+            </w:r>
+          </w:p>
+        </w:tc>
+        <w:tc>
+          <w:tcPr/>
+          <w:p>
+            <w:pPr>
+              <w:rPr/>
+            </w:pPr>
+            <w:r>
+              <w:rPr>
+                <w:rtl w:val="0"/>
+              </w:rPr>
+            </w:r>
+          </w:p>
+        </w:tc>
+        <w:tc>
+          <w:tcPr/>
+          <w:p>
+            <w:pPr>
+              <w:rPr>
+                <w:sz w:val="16"/>
+                <w:szCs w:val="16"/>
+              </w:rPr>
+            </w:pPr>
+            <w:r>
+              <w:rPr>
+                <w:rtl w:val="0"/>
+              </w:rPr>
+            </w:r>
+          </w:p>
+        </w:tc>
+      </w:tr>
+      <w:tr>
+        <w:trPr>
+          <w:cantSplit w:val="0"/>
+          <w:tblHeader w:val="0"/>
+        </w:trPr>
+        <w:tc>
+          <w:tcPr/>
+          <w:p>
+            <w:pPr>
+              <w:rPr/>
+            </w:pPr>
+            <w:r>
+              <w:rPr>
+                <w:rtl w:val="0"/>
+              </w:rPr>
+            </w:r>
+          </w:p>
+        </w:tc>
+        <w:tc>
+          <w:tcPr/>
+          <w:p>
+            <w:pPr>
+              <w:rPr/>
+            </w:pPr>
+            <w:r>
+              <w:rPr>
+                <w:rtl w:val="0"/>
+              </w:rPr>
+            </w:r>
+          </w:p>
+        </w:tc>
+        <w:tc>
+          <w:tcPr/>
+          <w:p>
+            <w:pPr>
+              <w:rPr/>
+            </w:pPr>
+            <w:r>
+              <w:rPr>
+                <w:rtl w:val="0"/>
+              </w:rPr>
+            </w:r>
+          </w:p>
+        </w:tc>
+        <w:tc>
+          <w:tcPr/>
+          <w:p>
+            <w:pPr>
+              <w:rPr>
+                <w:sz w:val="16"/>
+                <w:szCs w:val="16"/>
+              </w:rPr>
+            </w:pPr>
+            <w:r>
+              <w:rPr>
+                <w:rtl w:val="0"/>
+              </w:rPr>
+            </w:r>
+          </w:p>
+        </w:tc>
+      </w:tr>
+      <w:tr>
+        <w:trPr>
+          <w:cantSplit w:val="0"/>
+          <w:tblHeader w:val="0"/>
+        </w:trPr>
+        <w:tc>
+          <w:tcPr/>
+          <w:p>
+            <w:pPr>
+              <w:rPr/>
+            </w:pPr>
+            <w:r>
+              <w:rPr>
+                <w:rtl w:val="0"/>
+              </w:rPr>
+            </w:r>
+          </w:p>
+        </w:tc>
+        <w:tc>
+          <w:tcPr/>
+          <w:p>
+            <w:pPr>
+              <w:rPr/>
+            </w:pPr>
+            <w:r>
+              <w:rPr>
+                <w:rtl w:val="0"/>
+              </w:rPr>
+            </w:r>
+          </w:p>
+        </w:tc>
+        <w:tc>
+          <w:tcPr/>
+          <w:p>
+            <w:pPr>
+              <w:rPr/>
+            </w:pPr>
+            <w:r>
+              <w:rPr>
+                <w:rtl w:val="0"/>
+              </w:rPr>
+            </w:r>
+          </w:p>
+        </w:tc>
+        <w:tc>
+          <w:tcPr/>
+          <w:p>
+            <w:pPr>
+              <w:rPr>
+                <w:sz w:val="16"/>
+                <w:szCs w:val="16"/>
+              </w:rPr>
+            </w:pPr>
+            <w:r>
+              <w:rPr>
+                <w:rtl w:val="0"/>
+              </w:rPr>
+            </w:r>
+          </w:p>
+        </w:tc>
+      </w:tr>
+      <w:tr>
+        <w:trPr>
+          <w:cantSplit w:val="0"/>
+          <w:tblHeader w:val="0"/>
+        </w:trPr>
+        <w:tc>
+          <w:tcPr/>
+          <w:p>
+            <w:pPr>
+              <w:rPr/>
+            </w:pPr>
+            <w:r>
+              <w:rPr>
+                <w:rtl w:val="0"/>
+              </w:rPr>
+            </w:r>
+          </w:p>
+        </w:tc>
+        <w:tc>
+          <w:tcPr/>
+          <w:p>
+            <w:pPr>
+              <w:rPr/>
+            </w:pPr>
+            <w:r>
+              <w:rPr>
+                <w:rtl w:val="0"/>
+              </w:rPr>
+            </w:r>
+          </w:p>
+        </w:tc>
+        <w:tc>
+          <w:tcPr/>
+          <w:p>
+            <w:pPr>
+              <w:rPr/>
+            </w:pPr>
+            <w:r>
+              <w:rPr>
+                <w:rtl w:val="0"/>
+              </w:rPr>
+            </w:r>
+          </w:p>
+        </w:tc>
+        <w:tc>
+          <w:tcPr/>
+          <w:p>
+            <w:pPr>
+              <w:rPr>
+                <w:sz w:val="16"/>
+                <w:szCs w:val="16"/>
+              </w:rPr>
+            </w:pPr>
+            <w:r>
+              <w:rPr>
+                <w:rtl w:val="0"/>
+              </w:rPr>
+            </w:r>
+          </w:p>
+        </w:tc>
+      </w:tr>
+      <w:tr>
+        <w:trPr>
+          <w:cantSplit w:val="0"/>
+          <w:tblHeader w:val="0"/>
+        </w:trPr>
+        <w:tc>
+          <w:tcPr/>
+          <w:p>
+            <w:pPr>
+              <w:rPr/>
+            </w:pPr>
+            <w:r>
+              <w:rPr>
+                <w:rtl w:val="0"/>
+              </w:rPr>
+            </w:r>
+          </w:p>
+        </w:tc>
+        <w:tc>
+          <w:tcPr/>
+          <w:p>
+            <w:pPr>
+              <w:rPr/>
+            </w:pPr>
+            <w:r>
+              <w:rPr>
+                <w:rtl w:val="0"/>
+              </w:rPr>
+            </w:r>
+          </w:p>
+        </w:tc>
+        <w:tc>
+          <w:tcPr/>
+          <w:p>
+            <w:pPr>
+              <w:rPr/>
+            </w:pPr>
+            <w:r>
+              <w:rPr>
+                <w:rtl w:val="0"/>
+              </w:rPr>
+            </w:r>
+          </w:p>
+        </w:tc>
+        <w:tc>
+          <w:tcPr/>
+          <w:p>
+            <w:pPr>
+              <w:rPr>
+                <w:sz w:val="16"/>
+                <w:szCs w:val="16"/>
+              </w:rPr>
+            </w:pPr>
+            <w:r>
+              <w:rPr>
+                <w:rtl w:val="0"/>
+              </w:rPr>
+            </w:r>
+          </w:p>
+        </w:tc>
+      </w:tr>
+      <w:tr>
+        <w:trPr>
+          <w:cantSplit w:val="0"/>
+          <w:tblHeader w:val="0"/>
+        </w:trPr>
+        <w:tc>
+          <w:tcPr/>
+          <w:p>
+            <w:pPr>
+              <w:rPr/>
+            </w:pPr>
+            <w:r>
+              <w:rPr>
+                <w:rtl w:val="0"/>
+              </w:rPr>
+            </w:r>
+          </w:p>
+        </w:tc>
+        <w:tc>
+          <w:tcPr/>
+          <w:p>
+            <w:pPr>
+              <w:rPr/>
+            </w:pPr>
+            <w:r>
+              <w:rPr>
+                <w:rtl w:val="0"/>
+              </w:rPr>
+            </w:r>
+          </w:p>
+        </w:tc>
+        <w:tc>
+          <w:tcPr/>
+          <w:p>
+            <w:pPr>
+              <w:rPr/>
+            </w:pPr>
+            <w:r>
+              <w:rPr>
+                <w:rtl w:val="0"/>
+              </w:rPr>
+            </w:r>
+          </w:p>
+        </w:tc>
+        <w:tc>
+          <w:tcPr/>
+          <w:p>
+            <w:pPr>
+              <w:rPr>
+                <w:sz w:val="16"/>
+                <w:szCs w:val="16"/>
+              </w:rPr>
             </w:pPr>
             <w:r>
               <w:rPr>
